--- a/docs/manuscripts/target_journal_packages/jamia_open_submission/submission_checklist_jamia_open.docx
+++ b/docs/manuscripts/target_journal_packages/jamia_open_submission/submission_checklist_jamia_open.docx
@@ -449,7 +449,7 @@
         </w:numPr>
       </w:pPr>
       <w:r>
-        <w:t xml:space="preserve">Replace all placeholder author, affiliation, funding, and conflict fields.</w:t>
+        <w:t xml:space="preserve">Confirm that provisional authorship and contact metadata match final institutional submission details.</w:t>
       </w:r>
     </w:p>
     <w:p>
@@ -461,7 +461,7 @@
         </w:numPr>
       </w:pPr>
       <w:r>
-        <w:t xml:space="preserve">Confirm whether prior presentation or preprint posting applies.</w:t>
+        <w:t xml:space="preserve">Confirm whether preprint posting applies before formal submission.</w:t>
       </w:r>
     </w:p>
     <w:p>
@@ -497,7 +497,7 @@
         </w:numPr>
       </w:pPr>
       <w:r>
-        <w:t xml:space="preserve">Add final human-authored AI disclosure wording if applicable.</w:t>
+        <w:t xml:space="preserve">Retain or revise the AI-use disclosure wording at final submission.</w:t>
       </w:r>
     </w:p>
     <w:bookmarkEnd w:id="12"/>
